--- a/docs/docx/module/dna_barcoding.docx
+++ b/docs/docx/module/dna_barcoding.docx
@@ -11,7 +11,7 @@
           <w:b/>
           <w:bCs/>
         </w:rPr>
-        <w:t xml:space="preserve">Title</w:t>
+        <w:t xml:space="preserve">DNA Barcoding</w:t>
       </w:r>
     </w:p>
     <w:bookmarkStart w:id="21" w:name="overview"/>
@@ -26,6 +26,14 @@
     <w:p>
       <w:pPr>
         <w:pStyle w:val="FirstParagraph"/>
+      </w:pPr>
+      <w:r>
+        <w:t xml:space="preserve">This activity explores forensic uses of DNA barcoding and DNA reference datasets. Students will walk through using online genomic reference databases and interpret their results within the framework of a forensic case study.</w:t>
+      </w:r>
+    </w:p>
+    <w:p>
+      <w:pPr>
+        <w:pStyle w:val="BodyText"/>
       </w:pPr>
       <w:r>
         <w:rPr>
@@ -38,7 +46,7 @@
         <w:t xml:space="preserve"> </w:t>
       </w:r>
       <w:r>
-        <w:t xml:space="preserve">(</w:t>
+        <w:t xml:space="preserve">Approximately 1 hour (</w:t>
       </w:r>
       <w:hyperlink r:id="rId20">
         <w:r>
@@ -62,6 +70,39 @@
         <w:t xml:space="preserve">Learning Objectives</w:t>
       </w:r>
     </w:p>
+    <w:p>
+      <w:pPr>
+        <w:numPr>
+          <w:ilvl w:val="0"/>
+          <w:numId w:val="1001"/>
+        </w:numPr>
+      </w:pPr>
+      <w:r>
+        <w:t xml:space="preserve">Use online tools to compare sequence in fasta format to DNA barcoding reference databases.</w:t>
+      </w:r>
+    </w:p>
+    <w:p>
+      <w:pPr>
+        <w:numPr>
+          <w:ilvl w:val="0"/>
+          <w:numId w:val="1001"/>
+        </w:numPr>
+      </w:pPr>
+      <w:r>
+        <w:t xml:space="preserve">Explore species identification via DNA barcoding.</w:t>
+      </w:r>
+    </w:p>
+    <w:p>
+      <w:pPr>
+        <w:numPr>
+          <w:ilvl w:val="0"/>
+          <w:numId w:val="1001"/>
+        </w:numPr>
+      </w:pPr>
+      <w:r>
+        <w:t xml:space="preserve">Interpret DNA barcoding results within the framework of a forensic DNA investigation.</w:t>
+      </w:r>
+    </w:p>
     <w:bookmarkEnd w:id="22"/>
     <w:bookmarkStart w:id="23" w:name="prerequisites"/>
     <w:p>
@@ -70,6 +111,14 @@
       </w:pPr>
       <w:r>
         <w:t xml:space="preserve">Prerequisites</w:t>
+      </w:r>
+    </w:p>
+    <w:p>
+      <w:pPr>
+        <w:pStyle w:val="FirstParagraph"/>
+      </w:pPr>
+      <w:r>
+        <w:t xml:space="preserve">Students will benefit from a basic understanding of genome organization and taxonomic classification, as well as some awareness of PCR and genomic sequencing methods. We suggest this activity could accompany lectures that discuss the genome or PCR methods.</w:t>
       </w:r>
     </w:p>
     <w:bookmarkEnd w:id="23"/>
@@ -295,7 +344,7 @@
       </w:r>
     </w:p>
     <w:bookmarkEnd w:id="30"/>
-    <w:bookmarkStart w:id="33" w:name="materials"/>
+    <w:bookmarkStart w:id="38" w:name="materials"/>
     <w:p>
       <w:pPr>
         <w:pStyle w:val="Heading2"/>
@@ -304,7 +353,7 @@
         <w:t xml:space="preserve">Materials</w:t>
       </w:r>
     </w:p>
-    <w:bookmarkStart w:id="31" w:name="student-activity"/>
+    <w:bookmarkStart w:id="36" w:name="student-activity"/>
     <w:p>
       <w:pPr>
         <w:pStyle w:val="Heading3"/>
@@ -326,35 +375,53 @@
         <w:pStyle w:val="Compact"/>
         <w:numPr>
           <w:ilvl w:val="0"/>
-          <w:numId w:val="1001"/>
+          <w:numId w:val="1002"/>
         </w:numPr>
       </w:pPr>
-      <w:r>
-        <w:t xml:space="preserve">Web page</w:t>
-      </w:r>
+      <w:hyperlink r:id="rId31">
+        <w:r>
+          <w:rPr>
+            <w:rStyle w:val="Hyperlink"/>
+          </w:rPr>
+          <w:t xml:space="preserve">Web page</w:t>
+        </w:r>
+      </w:hyperlink>
     </w:p>
     <w:p>
       <w:pPr>
         <w:pStyle w:val="Compact"/>
         <w:numPr>
           <w:ilvl w:val="0"/>
-          <w:numId w:val="1001"/>
+          <w:numId w:val="1002"/>
         </w:numPr>
       </w:pPr>
-      <w:r>
-        <w:t xml:space="preserve">Quarto (qmd)</w:t>
-      </w:r>
+      <w:hyperlink r:id="rId32">
+        <w:r>
+          <w:rPr>
+            <w:rStyle w:val="Hyperlink"/>
+          </w:rPr>
+          <w:t xml:space="preserve">Word (docx)</w:t>
+        </w:r>
+      </w:hyperlink>
     </w:p>
     <w:p>
       <w:pPr>
         <w:pStyle w:val="Compact"/>
         <w:numPr>
           <w:ilvl w:val="0"/>
-          <w:numId w:val="1001"/>
+          <w:numId w:val="1002"/>
         </w:numPr>
       </w:pPr>
       <w:r>
-        <w:t xml:space="preserve">Word (docx)</w:t>
+        <w:t xml:space="preserve">Google Doc</w:t>
+      </w:r>
+    </w:p>
+    <w:p>
+      <w:pPr>
+        <w:pStyle w:val="FirstParagraph"/>
+      </w:pPr>
+      <w:r>
+        <w:t xml:space="preserve">Students will need:</w:t>
       </w:r>
     </w:p>
     <w:p>
@@ -362,23 +429,87 @@
         <w:pStyle w:val="Compact"/>
         <w:numPr>
           <w:ilvl w:val="0"/>
-          <w:numId w:val="1001"/>
+          <w:numId w:val="1003"/>
         </w:numPr>
       </w:pPr>
       <w:r>
-        <w:t xml:space="preserve">Google Doc</w:t>
-      </w:r>
-    </w:p>
-    <w:p>
-      <w:pPr>
-        <w:pStyle w:val="FirstParagraph"/>
-      </w:pPr>
-      <w:r>
-        <w:t xml:space="preserve">Students will need ADD DETAILS.</w:t>
-      </w:r>
-    </w:p>
-    <w:bookmarkEnd w:id="31"/>
-    <w:bookmarkStart w:id="32" w:name="instructor-materials"/>
+        <w:t xml:space="preserve">A device that accesses the internet.</w:t>
+      </w:r>
+    </w:p>
+    <w:p>
+      <w:pPr>
+        <w:pStyle w:val="Compact"/>
+        <w:numPr>
+          <w:ilvl w:val="0"/>
+          <w:numId w:val="1003"/>
+        </w:numPr>
+      </w:pPr>
+      <w:r>
+        <w:t xml:space="preserve">Access to the BOLD website:</w:t>
+      </w:r>
+      <w:r>
+        <w:t xml:space="preserve"> </w:t>
+      </w:r>
+      <w:hyperlink r:id="rId33">
+        <w:r>
+          <w:rPr>
+            <w:rStyle w:val="Hyperlink"/>
+          </w:rPr>
+          <w:t xml:space="preserve">https://id.boldsystems.org/</w:t>
+        </w:r>
+      </w:hyperlink>
+      <w:r>
+        <w:t xml:space="preserve">.</w:t>
+      </w:r>
+    </w:p>
+    <w:p>
+      <w:pPr>
+        <w:pStyle w:val="Compact"/>
+        <w:numPr>
+          <w:ilvl w:val="0"/>
+          <w:numId w:val="1003"/>
+        </w:numPr>
+      </w:pPr>
+      <w:r>
+        <w:t xml:space="preserve">Access to BLASTn on the NCBI website:</w:t>
+      </w:r>
+      <w:r>
+        <w:t xml:space="preserve"> </w:t>
+      </w:r>
+      <w:hyperlink r:id="rId34">
+        <w:r>
+          <w:rPr>
+            <w:rStyle w:val="Hyperlink"/>
+          </w:rPr>
+          <w:t xml:space="preserve">https://blast.ncbi.nlm.nih.gov/Blast.cgi</w:t>
+        </w:r>
+      </w:hyperlink>
+    </w:p>
+    <w:p>
+      <w:pPr>
+        <w:pStyle w:val="Compact"/>
+        <w:numPr>
+          <w:ilvl w:val="0"/>
+          <w:numId w:val="1003"/>
+        </w:numPr>
+      </w:pPr>
+      <w:r>
+        <w:t xml:space="preserve">Ability to download toy data hosted at:</w:t>
+      </w:r>
+      <w:r>
+        <w:t xml:space="preserve"> </w:t>
+      </w:r>
+      <w:hyperlink r:id="rId35">
+        <w:r>
+          <w:rPr>
+            <w:rStyle w:val="Hyperlink"/>
+          </w:rPr>
+          <w:t xml:space="preserve">https://genomicseducation.org/data/barcoding_devils_claw_rbcL.fasta</w:t>
+        </w:r>
+      </w:hyperlink>
+    </w:p>
+    <w:bookmarkEnd w:id="36"/>
+    <w:bookmarkStart w:id="37" w:name="instructor-materials"/>
     <w:p>
       <w:pPr>
         <w:pStyle w:val="Heading3"/>
@@ -387,9 +518,9 @@
         <w:t xml:space="preserve">Instructor Materials</w:t>
       </w:r>
     </w:p>
-    <w:bookmarkEnd w:id="32"/>
-    <w:bookmarkEnd w:id="33"/>
-    <w:bookmarkStart w:id="34" w:name="scientific-topics"/>
+    <w:bookmarkEnd w:id="37"/>
+    <w:bookmarkEnd w:id="38"/>
+    <w:bookmarkStart w:id="39" w:name="scientific-topics"/>
     <w:p>
       <w:pPr>
         <w:pStyle w:val="Heading2"/>
@@ -398,8 +529,8 @@
         <w:t xml:space="preserve">Scientific Topics</w:t>
       </w:r>
     </w:p>
-    <w:bookmarkEnd w:id="34"/>
-    <w:bookmarkStart w:id="35" w:name="outline"/>
+    <w:bookmarkEnd w:id="39"/>
+    <w:bookmarkStart w:id="40" w:name="outline"/>
     <w:p>
       <w:pPr>
         <w:pStyle w:val="Heading2"/>
@@ -408,7 +539,7 @@
         <w:t xml:space="preserve">Outline</w:t>
       </w:r>
     </w:p>
-    <w:bookmarkEnd w:id="35"/>
+    <w:bookmarkEnd w:id="40"/>
     <w:sectPr>
       <w:footnotePr>
         <w:numRestart w:val="eachSect"/>
@@ -519,6 +650,91 @@
       </w:pPr>
     </w:lvl>
   </w:abstractNum>
+  <w:abstractNum w:abstractNumId="99411">
+    <w:nsid w:val="00A99411"/>
+    <w:multiLevelType w:val="multilevel"/>
+    <w:lvl w:ilvl="0">
+      <w:start w:val="1"/>
+      <w:numFmt w:val="decimal"/>
+      <w:lvlText w:val="%1."/>
+      <w:lvlJc w:val="left"/>
+      <w:pPr>
+        <w:ind w:left="720" w:hanging="360"/>
+      </w:pPr>
+    </w:lvl>
+    <w:lvl w:ilvl="1">
+      <w:start w:val="1"/>
+      <w:numFmt w:val="decimal"/>
+      <w:lvlText w:val="%2."/>
+      <w:lvlJc w:val="left"/>
+      <w:pPr>
+        <w:ind w:left="1440" w:hanging="360"/>
+      </w:pPr>
+    </w:lvl>
+    <w:lvl w:ilvl="2">
+      <w:start w:val="1"/>
+      <w:numFmt w:val="decimal"/>
+      <w:lvlText w:val="%3."/>
+      <w:lvlJc w:val="left"/>
+      <w:pPr>
+        <w:ind w:left="2160" w:hanging="360"/>
+      </w:pPr>
+    </w:lvl>
+    <w:lvl w:ilvl="3">
+      <w:start w:val="1"/>
+      <w:numFmt w:val="decimal"/>
+      <w:lvlText w:val="%4."/>
+      <w:lvlJc w:val="left"/>
+      <w:pPr>
+        <w:ind w:left="2880" w:hanging="360"/>
+      </w:pPr>
+    </w:lvl>
+    <w:lvl w:ilvl="4">
+      <w:start w:val="1"/>
+      <w:numFmt w:val="decimal"/>
+      <w:lvlText w:val="%5."/>
+      <w:lvlJc w:val="left"/>
+      <w:pPr>
+        <w:ind w:left="3600" w:hanging="360"/>
+      </w:pPr>
+    </w:lvl>
+    <w:lvl w:ilvl="5">
+      <w:start w:val="1"/>
+      <w:numFmt w:val="decimal"/>
+      <w:lvlText w:val="%6."/>
+      <w:lvlJc w:val="left"/>
+      <w:pPr>
+        <w:ind w:left="4320" w:hanging="360"/>
+      </w:pPr>
+    </w:lvl>
+    <w:lvl w:ilvl="6">
+      <w:start w:val="1"/>
+      <w:numFmt w:val="decimal"/>
+      <w:lvlText w:val="%7."/>
+      <w:lvlJc w:val="left"/>
+      <w:pPr>
+        <w:ind w:left="5040" w:hanging="360"/>
+      </w:pPr>
+    </w:lvl>
+    <w:lvl w:ilvl="7">
+      <w:start w:val="1"/>
+      <w:numFmt w:val="decimal"/>
+      <w:lvlText w:val="%8."/>
+      <w:lvlJc w:val="left"/>
+      <w:pPr>
+        <w:ind w:left="5760" w:hanging="360"/>
+      </w:pPr>
+    </w:lvl>
+    <w:lvl w:ilvl="8">
+      <w:start w:val="1"/>
+      <w:numFmt w:val="decimal"/>
+      <w:lvlText w:val="%9."/>
+      <w:lvlJc w:val="left"/>
+      <w:pPr>
+        <w:ind w:left="6480" w:hanging="360"/>
+      </w:pPr>
+    </w:lvl>
+  </w:abstractNum>
   <w:abstractNum w:abstractNumId="991">
     <w:nsid w:val="0000A991"/>
     <w:multiLevelType w:val="multilevel"/>
@@ -626,6 +842,39 @@
     <w:abstractNumId w:val="990"/>
   </w:num>
   <w:num w:numId="1001">
+    <w:abstractNumId w:val="99411"/>
+    <w:lvlOverride w:ilvl="0">
+      <w:startOverride w:val="1"/>
+    </w:lvlOverride>
+    <w:lvlOverride w:ilvl="1">
+      <w:startOverride w:val="1"/>
+    </w:lvlOverride>
+    <w:lvlOverride w:ilvl="2">
+      <w:startOverride w:val="1"/>
+    </w:lvlOverride>
+    <w:lvlOverride w:ilvl="3">
+      <w:startOverride w:val="1"/>
+    </w:lvlOverride>
+    <w:lvlOverride w:ilvl="4">
+      <w:startOverride w:val="1"/>
+    </w:lvlOverride>
+    <w:lvlOverride w:ilvl="5">
+      <w:startOverride w:val="1"/>
+    </w:lvlOverride>
+    <w:lvlOverride w:ilvl="6">
+      <w:startOverride w:val="1"/>
+    </w:lvlOverride>
+    <w:lvlOverride w:ilvl="7">
+      <w:startOverride w:val="1"/>
+    </w:lvlOverride>
+    <w:lvlOverride w:ilvl="8">
+      <w:startOverride w:val="1"/>
+    </w:lvlOverride>
+  </w:num>
+  <w:num w:numId="1002">
+    <w:abstractNumId w:val="991"/>
+  </w:num>
+  <w:num w:numId="1003">
     <w:abstractNumId w:val="991"/>
   </w:num>
 </w:numbering>

--- a/docs/docx/module/dna_barcoding.docx
+++ b/docs/docx/module/dna_barcoding.docx
@@ -7,11 +7,15 @@
         <w:pStyle w:val="Title"/>
       </w:pPr>
       <w:r>
-        <w:rPr>
-          <w:b/>
-          <w:bCs/>
-        </w:rPr>
         <w:t xml:space="preserve">DNA Barcoding</w:t>
+      </w:r>
+    </w:p>
+    <w:p>
+      <w:pPr>
+        <w:pStyle w:val="Date"/>
+      </w:pPr>
+      <w:r>
+        <w:t xml:space="preserve">2026-06-02</w:t>
       </w:r>
     </w:p>
     <w:bookmarkStart w:id="21" w:name="overview"/>

--- a/docs/docx/module/dna_barcoding.docx
+++ b/docs/docx/module/dna_barcoding.docx
@@ -15,7 +15,7 @@
         <w:pStyle w:val="Date"/>
       </w:pPr>
       <w:r>
-        <w:t xml:space="preserve">2026-06-02</w:t>
+        <w:t xml:space="preserve">2026-06-03</w:t>
       </w:r>
     </w:p>
     <w:bookmarkStart w:id="21" w:name="overview"/>

--- a/docs/docx/module/dna_barcoding.docx
+++ b/docs/docx/module/dna_barcoding.docx
@@ -15,7 +15,7 @@
         <w:pStyle w:val="Date"/>
       </w:pPr>
       <w:r>
-        <w:t xml:space="preserve">2026-06-03</w:t>
+        <w:t xml:space="preserve">2026-07-22</w:t>
       </w:r>
     </w:p>
     <w:bookmarkStart w:id="21" w:name="overview"/>

--- a/docs/docx/module/dna_barcoding.docx
+++ b/docs/docx/module/dna_barcoding.docx
@@ -15,7 +15,7 @@
         <w:pStyle w:val="Date"/>
       </w:pPr>
       <w:r>
-        <w:t xml:space="preserve">2026-07-22</w:t>
+        <w:t xml:space="preserve">2026-08-26</w:t>
       </w:r>
     </w:p>
     <w:bookmarkStart w:id="21" w:name="overview"/>
